--- a/static/media/1.kh_giam_sat_ktr_HT.docx
+++ b/static/media/1.kh_giam_sat_ktr_HT.docx
@@ -5,10 +5,9 @@
     <w:p>
       <w:pPr>
         <w:tabs>
-          <w:tab w:val="center" w:pos="1134"/>
-          <w:tab w:val="center" w:pos="7020"/>
+          <w:tab w:val="center" w:pos="1701"/>
+          <w:tab w:val="center" w:pos="6521"/>
         </w:tabs>
-        <w:ind w:left="-567"/>
         <w:jc w:val="both"/>
         <w:rPr>
           <w:b/>
@@ -28,34 +27,54 @@
       <w:r>
         <w:rPr>
           <w:color w:val="000000" w:themeColor="text1"/>
+        </w:rPr>
+        <w:t>THUẾ TỈNH QUẢNG TRỊ</w:t>
+      </w:r>
+      <w:r>
+        <w:rPr>
+          <w:b/>
+          <w:color w:val="000000" w:themeColor="text1"/>
           <w:sz w:val="24"/>
           <w:szCs w:val="24"/>
         </w:rPr>
-        <w:t xml:space="preserve">CHI </w:t>
-      </w:r>
-      <w:r>
-        <w:rPr>
+        <w:tab/>
+      </w:r>
+      <w:r>
+        <w:rPr>
+          <w:b/>
+          <w:color w:val="000000" w:themeColor="text1"/>
+        </w:rPr>
+        <w:t>C</w:t>
+      </w:r>
+      <w:r>
+        <w:rPr>
+          <w:b/>
+          <w:color w:val="000000" w:themeColor="text1"/>
+        </w:rPr>
+        <w:t>ỘNG HÒA XÃ HỘI CHỦ NGHĨA VIỆT NAM</w:t>
+      </w:r>
+    </w:p>
+    <w:p>
+      <w:pPr>
+        <w:tabs>
+          <w:tab w:val="center" w:pos="1701"/>
+          <w:tab w:val="center" w:pos="6521"/>
+        </w:tabs>
+        <w:jc w:val="both"/>
+        <w:rPr>
+          <w:b/>
           <w:color w:val="000000" w:themeColor="text1"/>
           <w:sz w:val="24"/>
           <w:szCs w:val="24"/>
         </w:rPr>
-        <w:t xml:space="preserve">CỤC THUẾ </w:t>
-      </w:r>
-      <w:r>
-        <w:rPr>
+      </w:pPr>
+      <w:r>
+        <w:rPr>
+          <w:b/>
           <w:color w:val="000000" w:themeColor="text1"/>
           <w:sz w:val="24"/>
           <w:szCs w:val="24"/>
         </w:rPr>
-        <w:t>KHU VỰC XI</w:t>
-      </w:r>
-      <w:r>
-        <w:rPr>
-          <w:b/>
-          <w:color w:val="000000" w:themeColor="text1"/>
-          <w:sz w:val="24"/>
-          <w:szCs w:val="24"/>
-        </w:rPr>
         <w:tab/>
       </w:r>
       <w:r>
@@ -63,43 +82,28 @@
           <w:b/>
           <w:color w:val="000000" w:themeColor="text1"/>
         </w:rPr>
-        <w:t>C</w:t>
-      </w:r>
-      <w:r>
-        <w:rPr>
-          <w:b/>
-          <w:color w:val="000000" w:themeColor="text1"/>
-        </w:rPr>
-        <w:t>ỘNG HÒA XÃ HỘI CHỦ NGHĨA VIỆT NAM</w:t>
-      </w:r>
-    </w:p>
-    <w:p>
-      <w:pPr>
-        <w:tabs>
-          <w:tab w:val="center" w:pos="1134"/>
-          <w:tab w:val="center" w:pos="7020"/>
-        </w:tabs>
-        <w:ind w:left="-567"/>
-        <w:jc w:val="both"/>
-        <w:rPr>
-          <w:b/>
-          <w:color w:val="000000" w:themeColor="text1"/>
-          <w:sz w:val="22"/>
-        </w:rPr>
-      </w:pPr>
-      <w:r>
-        <w:rPr>
-          <w:b/>
-          <w:color w:val="000000" w:themeColor="text1"/>
-        </w:rPr>
-        <w:tab/>
-      </w:r>
-      <w:r>
-        <w:rPr>
-          <w:b/>
-          <w:color w:val="000000" w:themeColor="text1"/>
-        </w:rPr>
-        <w:t>PHÒNG TTKT SỐ 4</w:t>
+        <w:t>PHÒNG</w:t>
+      </w:r>
+      <w:r>
+        <w:rPr>
+          <w:b/>
+          <w:color w:val="000000" w:themeColor="text1"/>
+        </w:rPr>
+        <w:t xml:space="preserve"> KIỂM TRA</w:t>
+      </w:r>
+      <w:r>
+        <w:rPr>
+          <w:b/>
+          <w:color w:val="000000" w:themeColor="text1"/>
+        </w:rPr>
+        <w:t xml:space="preserve"> SỐ </w:t>
+      </w:r>
+      <w:r>
+        <w:rPr>
+          <w:b/>
+          <w:color w:val="000000" w:themeColor="text1"/>
+        </w:rPr>
+        <w:t>2</w:t>
       </w:r>
       <w:r>
         <w:rPr>
@@ -156,16 +160,16 @@
         <mc:AlternateContent>
           <mc:Choice Requires="wps">
             <w:drawing>
-              <wp:anchor distT="0" distB="0" distL="114300" distR="114300" simplePos="0" relativeHeight="251656704" behindDoc="0" locked="0" layoutInCell="1" allowOverlap="1" wp14:anchorId="33AB3E00" wp14:editId="4B765B31">
+              <wp:anchor distT="0" distB="0" distL="114300" distR="114300" simplePos="0" relativeHeight="251656704" behindDoc="0" locked="0" layoutInCell="1" allowOverlap="1" wp14:anchorId="33AB3E00" wp14:editId="3C4EA30E">
                 <wp:simplePos x="0" y="0"/>
                 <wp:positionH relativeFrom="column">
-                  <wp:posOffset>321945</wp:posOffset>
+                  <wp:posOffset>664845</wp:posOffset>
                 </wp:positionH>
                 <wp:positionV relativeFrom="paragraph">
                   <wp:posOffset>5715</wp:posOffset>
                 </wp:positionV>
                 <wp:extent cx="800100" cy="0"/>
-                <wp:effectExtent l="0" t="0" r="19050" b="19050"/>
+                <wp:effectExtent l="0" t="0" r="0" b="0"/>
                 <wp:wrapNone/>
                 <wp:docPr id="3" name="Line 12"/>
                 <wp:cNvGraphicFramePr>
@@ -217,7 +221,7 @@
           </mc:Choice>
           <mc:Fallback>
             <w:pict>
-              <v:line w14:anchorId="0B3FD867" id="Line 12" o:spid="_x0000_s1026" style="position:absolute;z-index:251656704;visibility:visible;mso-wrap-style:square;mso-width-percent:0;mso-height-percent:0;mso-wrap-distance-left:9pt;mso-wrap-distance-top:0;mso-wrap-distance-right:9pt;mso-wrap-distance-bottom:0;mso-position-horizontal:absolute;mso-position-horizontal-relative:text;mso-position-vertical:absolute;mso-position-vertical-relative:text;mso-width-percent:0;mso-height-percent:0;mso-width-relative:page;mso-height-relative:page" from="25.35pt,.45pt" to="88.35pt,.45pt" o:gfxdata="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"/>
+              <v:line w14:anchorId="1FF62D6F" id="Line 12" o:spid="_x0000_s1026" style="position:absolute;z-index:251656704;visibility:visible;mso-wrap-style:square;mso-width-percent:0;mso-height-percent:0;mso-wrap-distance-left:9pt;mso-wrap-distance-top:0;mso-wrap-distance-right:9pt;mso-wrap-distance-bottom:0;mso-position-horizontal:absolute;mso-position-horizontal-relative:text;mso-position-vertical:absolute;mso-position-vertical-relative:text;mso-width-percent:0;mso-height-percent:0;mso-width-relative:page;mso-height-relative:page" from="52.35pt,.45pt" to="115.35pt,.45pt" o:gfxdata="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"/>
             </w:pict>
           </mc:Fallback>
         </mc:AlternateContent>
@@ -231,16 +235,16 @@
         <mc:AlternateContent>
           <mc:Choice Requires="wps">
             <w:drawing>
-              <wp:anchor distT="0" distB="0" distL="114300" distR="114300" simplePos="0" relativeHeight="251658752" behindDoc="0" locked="0" layoutInCell="1" allowOverlap="1" wp14:anchorId="169554CC" wp14:editId="79E2E275">
+              <wp:anchor distT="0" distB="0" distL="114300" distR="114300" simplePos="0" relativeHeight="251658752" behindDoc="0" locked="0" layoutInCell="1" allowOverlap="1" wp14:anchorId="169554CC" wp14:editId="7EAF292A">
                 <wp:simplePos x="0" y="0"/>
                 <wp:positionH relativeFrom="column">
-                  <wp:posOffset>3436620</wp:posOffset>
+                  <wp:posOffset>3122295</wp:posOffset>
                 </wp:positionH>
                 <wp:positionV relativeFrom="paragraph">
                   <wp:posOffset>8255</wp:posOffset>
                 </wp:positionV>
                 <wp:extent cx="2057400" cy="0"/>
-                <wp:effectExtent l="0" t="0" r="19050" b="19050"/>
+                <wp:effectExtent l="0" t="0" r="0" b="0"/>
                 <wp:wrapNone/>
                 <wp:docPr id="2" name="Line 14"/>
                 <wp:cNvGraphicFramePr>
@@ -292,7 +296,7 @@
           </mc:Choice>
           <mc:Fallback>
             <w:pict>
-              <v:line w14:anchorId="34A0348C" id="Line 14" o:spid="_x0000_s1026" style="position:absolute;z-index:251658752;visibility:visible;mso-wrap-style:square;mso-width-percent:0;mso-height-percent:0;mso-wrap-distance-left:9pt;mso-wrap-distance-top:0;mso-wrap-distance-right:9pt;mso-wrap-distance-bottom:0;mso-position-horizontal:absolute;mso-position-horizontal-relative:text;mso-position-vertical:absolute;mso-position-vertical-relative:text;mso-width-percent:0;mso-height-percent:0;mso-width-relative:page;mso-height-relative:page" from="270.6pt,.65pt" to="432.6pt,.65pt" o:gfxdata="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"/>
+              <v:line w14:anchorId="58ABAE51" id="Line 14" o:spid="_x0000_s1026" style="position:absolute;z-index:251658752;visibility:visible;mso-wrap-style:square;mso-width-percent:0;mso-height-percent:0;mso-wrap-distance-left:9pt;mso-wrap-distance-top:0;mso-wrap-distance-right:9pt;mso-wrap-distance-bottom:0;mso-position-horizontal:absolute;mso-position-horizontal-relative:text;mso-position-vertical:absolute;mso-position-vertical-relative:text;mso-width-percent:0;mso-height-percent:0;mso-width-relative:page;mso-height-relative:page" from="245.85pt,.65pt" to="407.85pt,.65pt" o:gfxdata="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"/>
             </w:pict>
           </mc:Fallback>
         </mc:AlternateContent>
@@ -377,7 +381,7 @@
           <w:color w:val="000000" w:themeColor="text1"/>
           <w:sz w:val="12"/>
         </w:rPr>
-        <w:t xml:space="preserve">                      </w:t>
+        <w:t xml:space="preserve">                     </w:t>
       </w:r>
       <w:r>
         <w:rPr>
@@ -562,6 +566,22 @@
           <w:sz w:val="28"/>
           <w:szCs w:val="28"/>
         </w:rPr>
+        <w:t>QTR</w:t>
+      </w:r>
+      <w:r>
+        <w:rPr>
+          <w:color w:val="000000" w:themeColor="text1"/>
+          <w:sz w:val="28"/>
+          <w:szCs w:val="28"/>
+        </w:rPr>
+        <w:t>&lt;ngay_thang&gt;</w:t>
+      </w:r>
+      <w:r>
+        <w:rPr>
+          <w:color w:val="000000" w:themeColor="text1"/>
+          <w:sz w:val="28"/>
+          <w:szCs w:val="28"/>
+        </w:rPr>
         <w:t xml:space="preserve"> </w:t>
       </w:r>
       <w:r>
@@ -570,71 +590,15 @@
           <w:sz w:val="28"/>
           <w:szCs w:val="28"/>
         </w:rPr>
-        <w:t>CCTKV.XI</w:t>
-      </w:r>
-      <w:r>
-        <w:rPr>
-          <w:color w:val="000000" w:themeColor="text1"/>
-          <w:sz w:val="28"/>
-          <w:szCs w:val="28"/>
-        </w:rPr>
-        <w:t xml:space="preserve"> </w:t>
-      </w:r>
-      <w:r>
-        <w:rPr>
-          <w:color w:val="000000" w:themeColor="text1"/>
-          <w:sz w:val="28"/>
-          <w:szCs w:val="28"/>
-        </w:rPr>
-        <w:t>&lt;ngay_thang&gt;</w:t>
-      </w:r>
-      <w:r>
-        <w:rPr>
-          <w:color w:val="000000" w:themeColor="text1"/>
-          <w:sz w:val="28"/>
-          <w:szCs w:val="28"/>
-        </w:rPr>
-        <w:t xml:space="preserve"> </w:t>
-      </w:r>
-      <w:r>
-        <w:rPr>
-          <w:color w:val="000000" w:themeColor="text1"/>
-          <w:sz w:val="28"/>
-          <w:szCs w:val="28"/>
-        </w:rPr>
-        <w:t>của C</w:t>
-      </w:r>
-      <w:r>
-        <w:rPr>
-          <w:color w:val="000000" w:themeColor="text1"/>
-          <w:sz w:val="28"/>
-          <w:szCs w:val="28"/>
-        </w:rPr>
-        <w:t>hi c</w:t>
-      </w:r>
-      <w:r>
-        <w:rPr>
-          <w:color w:val="000000" w:themeColor="text1"/>
-          <w:sz w:val="28"/>
-          <w:szCs w:val="28"/>
-        </w:rPr>
-        <w:t xml:space="preserve">ục </w:t>
-      </w:r>
-      <w:r>
-        <w:rPr>
-          <w:color w:val="000000" w:themeColor="text1"/>
-          <w:sz w:val="28"/>
-          <w:szCs w:val="28"/>
-        </w:rPr>
-        <w:t xml:space="preserve">Thuế </w:t>
-      </w:r>
-      <w:r>
-        <w:rPr>
-          <w:color w:val="000000" w:themeColor="text1"/>
-          <w:sz w:val="28"/>
-          <w:szCs w:val="28"/>
-        </w:rPr>
-        <w:t>khu vực XI</w:t>
+        <w:t xml:space="preserve">của </w:t>
+      </w:r>
+      <w:r>
+        <w:rPr>
+          <w:color w:val="000000" w:themeColor="text1"/>
+          <w:sz w:val="28"/>
+          <w:szCs w:val="28"/>
+        </w:rPr>
+        <w:t>Thuế tỉnh Quảng Trị</w:t>
       </w:r>
       <w:r>
         <w:rPr>
@@ -1302,25 +1266,34 @@
           <w:sz w:val="28"/>
           <w:szCs w:val="28"/>
         </w:rPr>
-        <w:t>THANH TRA</w:t>
-      </w:r>
-      <w:r>
-        <w:rPr>
-          <w:b/>
-          <w:color w:val="000000" w:themeColor="text1"/>
-          <w:sz w:val="28"/>
-          <w:szCs w:val="28"/>
-        </w:rPr>
-        <w:t xml:space="preserve"> - KIỂM TRA</w:t>
-      </w:r>
-      <w:r>
-        <w:rPr>
-          <w:b/>
-          <w:color w:val="000000" w:themeColor="text1"/>
-          <w:sz w:val="28"/>
-          <w:szCs w:val="28"/>
-        </w:rPr>
-        <w:t xml:space="preserve"> SỐ 4</w:t>
+        <w:t xml:space="preserve"> PHÒNG </w:t>
+      </w:r>
+      <w:r>
+        <w:rPr>
+          <w:b/>
+          <w:color w:val="000000" w:themeColor="text1"/>
+          <w:sz w:val="28"/>
+          <w:szCs w:val="28"/>
+        </w:rPr>
+        <w:t>KIỂM TRA</w:t>
+      </w:r>
+      <w:r>
+        <w:rPr>
+          <w:b/>
+          <w:color w:val="000000" w:themeColor="text1"/>
+          <w:sz w:val="28"/>
+          <w:szCs w:val="28"/>
+        </w:rPr>
+        <w:t xml:space="preserve"> SỐ </w:t>
+      </w:r>
+      <w:r>
+        <w:rPr>
+          <w:b/>
+          <w:color w:val="000000" w:themeColor="text1"/>
+          <w:sz w:val="28"/>
+          <w:szCs w:val="28"/>
+        </w:rPr>
+        <w:t>2</w:t>
       </w:r>
     </w:p>
     <w:p>
@@ -1629,7 +1602,25 @@
           <w:szCs w:val="22"/>
           <w:lang w:val="nl-NL"/>
         </w:rPr>
-        <w:t>- Lưu: Phòng TTKT4.</w:t>
+        <w:t>- Lưu: Phòng KT</w:t>
+      </w:r>
+      <w:r>
+        <w:rPr>
+          <w:color w:val="000000" w:themeColor="text1"/>
+          <w:sz w:val="22"/>
+          <w:szCs w:val="22"/>
+          <w:lang w:val="nl-NL"/>
+        </w:rPr>
+        <w:t>2</w:t>
+      </w:r>
+      <w:r>
+        <w:rPr>
+          <w:color w:val="000000" w:themeColor="text1"/>
+          <w:sz w:val="22"/>
+          <w:szCs w:val="22"/>
+          <w:lang w:val="nl-NL"/>
+        </w:rPr>
+        <w:t>.</w:t>
       </w:r>
     </w:p>
     <w:p>
